--- a/policies/build/masters/PRE.3_v2_master.docx
+++ b/policies/build/masters/PRE.3_v2_master.docx
@@ -11,40 +11,25 @@
         <w:rPr>
           <w:b/>
           <w:bCs/>
+          <w:sz w:val="28"/>
+          <w:szCs w:val="28"/>
+        </w:rPr>
+        <w:t>Policy on Informed Consent</w:t>
+      </w:r>
+    </w:p>
+    <w:p>
+      <w:pPr>
+        <w:spacing w:after="60"/>
+        <w:jc w:val="center"/>
+      </w:pPr>
+      <w:r>
+        <w:rPr>
+          <w:b/>
+          <w:bCs/>
           <w:sz w:val="32"/>
           <w:szCs w:val="32"/>
         </w:rPr>
         <w:t xml:space="preserve">«Hospital Name»</w:t>
-      </w:r>
-    </w:p>
-    <w:p>
-      <w:pPr>
-        <w:spacing w:after="60"/>
-        <w:jc w:val="center"/>
-      </w:pPr>
-      <w:r>
-        <w:rPr>
-          <w:b/>
-          <w:bCs/>
-          <w:sz w:val="28"/>
-          <w:szCs w:val="28"/>
-        </w:rPr>
-        <w:t xml:space="preserve">Informed Consent</w:t>
-      </w:r>
-    </w:p>
-    <w:p>
-      <w:pPr>
-        <w:spacing w:after="240"/>
-        <w:jc w:val="center"/>
-      </w:pPr>
-      <w:r>
-        <w:rPr>
-          <w:i/>
-          <w:iCs/>
-          <w:sz w:val="20"/>
-          <w:szCs w:val="20"/>
-        </w:rPr>
-        <w:t xml:space="preserve">Informed consent before procedures and high-risk care.</w:t>
       </w:r>
     </w:p>
     <w:p>
@@ -2375,210 +2360,6 @@
         <w:t xml:space="preserve">The Nursing Superintendent holds signed acknowledgements with the induction record.</w:t>
       </w:r>
     </w:p>
-    <w:p>
-      <w:pPr>
-        <w:pStyle w:val="Heading1"/>
-        <w:spacing w:after="120" w:before="280"/>
-      </w:pPr>
-      <w:r>
-        <w:t xml:space="preserve">10. References</w:t>
-      </w:r>
-    </w:p>
-    <w:p>
-      <w:pPr>
-        <w:pStyle w:val="ListParagraph"/>
-        <w:numPr>
-          <w:ilvl w:val="0"/>
-          <w:numId w:val="1"/>
-        </w:numPr>
-        <w:spacing w:after="60"/>
-      </w:pPr>
-      <w:r>
-        <w:rPr>
-          <w:sz w:val="22"/>
-          <w:szCs w:val="22"/>
-        </w:rPr>
-        <w:t xml:space="preserve">National Accreditation Board for Hospitals and Healthcare Providers (NABH), Standards for Small Healthcare Organisations, 3rd Edition — standard PRE.3.</w:t>
-      </w:r>
-    </w:p>
-    <w:p>
-      <w:pPr>
-        <w:pStyle w:val="ListParagraph"/>
-        <w:numPr>
-          <w:ilvl w:val="0"/>
-          <w:numId w:val="1"/>
-        </w:numPr>
-        <w:spacing w:after="60"/>
-      </w:pPr>
-      <w:r>
-        <w:rPr>
-          <w:sz w:val="22"/>
-          <w:szCs w:val="22"/>
-        </w:rPr>
-        <w:t xml:space="preserve">Kumar A et al. (2015) — chapter 10; framework; not pasted as protocol.</w:t>
-      </w:r>
-    </w:p>
-    <w:p>
-      <w:pPr>
-        <w:pStyle w:val="ListParagraph"/>
-        <w:numPr>
-          <w:ilvl w:val="0"/>
-          <w:numId w:val="1"/>
-        </w:numPr>
-        <w:spacing w:after="60"/>
-      </w:pPr>
-      <w:r>
-        <w:rPr>
-          <w:sz w:val="22"/>
-          <w:szCs w:val="22"/>
-        </w:rPr>
-        <w:t xml:space="preserve">Nandimath O (2009) — chapter 13; framework for statutory norms.</w:t>
-      </w:r>
-    </w:p>
-    <w:p>
-      <w:pPr>
-        <w:pStyle w:val="ListParagraph"/>
-        <w:numPr>
-          <w:ilvl w:val="0"/>
-          <w:numId w:val="1"/>
-        </w:numPr>
-        <w:spacing w:after="60"/>
-      </w:pPr>
-      <w:r>
-        <w:rPr>
-          <w:sz w:val="22"/>
-          <w:szCs w:val="22"/>
-        </w:rPr>
-        <w:t xml:space="preserve">National Medical Commission Act, 2019 — registered medical practitioners obtain informed consent consistent with professional practice.</w:t>
-      </w:r>
-    </w:p>
-    <w:p>
-      <w:pPr>
-        <w:pStyle w:val="ListParagraph"/>
-        <w:numPr>
-          <w:ilvl w:val="0"/>
-          <w:numId w:val="1"/>
-        </w:numPr>
-        <w:spacing w:after="60"/>
-      </w:pPr>
-      <w:r>
-        <w:rPr>
-          <w:sz w:val="22"/>
-          <w:szCs w:val="22"/>
-        </w:rPr>
-        <w:t xml:space="preserve">Mental Healthcare Act, 2017 — when a person with mental illness as defined in that Act is incapable of independent decision-making.</w:t>
-      </w:r>
-    </w:p>
-    <w:p>
-      <w:pPr>
-        <w:pStyle w:val="ListParagraph"/>
-        <w:numPr>
-          <w:ilvl w:val="0"/>
-          <w:numId w:val="1"/>
-        </w:numPr>
-        <w:spacing w:after="60"/>
-      </w:pPr>
-      <w:r>
-        <w:rPr>
-          <w:sz w:val="22"/>
-          <w:szCs w:val="22"/>
-        </w:rPr>
-        <w:t xml:space="preserve">Internal documents of «Hospital Name»: consent situations list; consent process; incapacity description; transfusion, sedation, anaesthesia and procedures policies.</w:t>
-      </w:r>
-    </w:p>
-    <w:p>
-      <w:pPr>
-        <w:pStyle w:val="Heading1"/>
-        <w:spacing w:after="120" w:before="280"/>
-      </w:pPr>
-      <w:r>
-        <w:t xml:space="preserve">11. Distribution</w:t>
-      </w:r>
-    </w:p>
-    <w:p>
-      <w:pPr>
-        <w:spacing w:after="140"/>
-      </w:pPr>
-      <w:r>
-        <w:rPr>
-          <w:sz w:val="22"/>
-          <w:szCs w:val="22"/>
-        </w:rPr>
-        <w:t xml:space="preserve">Official master copy: Medical Superintendent, with Patient Rights Officer and Quality Coordinator.</w:t>
-      </w:r>
-    </w:p>
-    <w:p>
-      <w:pPr>
-        <w:spacing w:after="140"/>
-      </w:pPr>
-      <w:r>
-        <w:rPr>
-          <w:sz w:val="22"/>
-          <w:szCs w:val="22"/>
-        </w:rPr>
-        <w:t xml:space="preserve">Copies issued to: every location that performs a procedure on the consent list; operation theatre; anaesthesia; emergency; transfusion; nursing administration.</w:t>
-      </w:r>
-    </w:p>
-    <w:p>
-      <w:pPr>
-        <w:spacing w:after="140"/>
-      </w:pPr>
-      <w:r>
-        <w:rPr>
-          <w:sz w:val="22"/>
-          <w:szCs w:val="22"/>
-        </w:rPr>
-        <w:t xml:space="preserve">Current version at «front-office policy file» and, if the hospital keeps an intranet, at «staff intranet / policies».</w:t>
-      </w:r>
-    </w:p>
-    <w:p>
-      <w:pPr>
-        <w:pStyle w:val="Heading1"/>
-        <w:spacing w:after="120" w:before="280"/>
-      </w:pPr>
-      <w:r>
-        <w:t xml:space="preserve">12. Abbreviations</w:t>
-      </w:r>
-    </w:p>
-    <w:p>
-      <w:pPr>
-        <w:spacing w:after="140"/>
-      </w:pPr>
-      <w:r>
-        <w:rPr>
-          <w:sz w:val="22"/>
-          <w:szCs w:val="22"/>
-        </w:rPr>
-        <w:t xml:space="preserve">MHCA — Mental Healthcare Act, 2017
-NMC — National Medical Commission
-NABH — National Accreditation Board for Hospitals and Healthcare Providers
-PRE — Patient Rights and Education
-SHCO — Standards for Small Healthcare Organisations</w:t>
-      </w:r>
-    </w:p>
-    <w:p>
-      <w:pPr>
-        <w:pStyle w:val="Heading1"/>
-        <w:spacing w:after="120" w:before="280"/>
-      </w:pPr>
-      <w:r>
-        <w:t xml:space="preserve">13. Traceability to NABH SHCO 3rd Edition PRE.3</w:t>
-      </w:r>
-    </w:p>
-    <w:p>
-      <w:pPr>
-        <w:spacing w:after="120"/>
-      </w:pPr>
-      <w:r>
-        <w:rPr>
-          <w:i/>
-          <w:iCs/>
-          <w:sz w:val="20"/>
-          <w:szCs w:val="20"/>
-        </w:rPr>
-        <w:t xml:space="preserve">This table is an index. It is not how the policy is organised.</w:t>
-      </w:r>
-    </w:p>
     <w:tbl>
       <w:tblPr>
         <w:tblW w:type="pct" w:w="100%"/>
@@ -3058,7 +2839,77 @@
         <w:spacing w:after="120" w:before="280"/>
       </w:pPr>
       <w:r>
-        <w:t xml:space="preserve">14. Required Records / Evidence Checklist</w:t>
+        <w:t>10. Distribution</w:t>
+      </w:r>
+    </w:p>
+    <w:p>
+      <w:pPr>
+        <w:spacing w:after="140"/>
+      </w:pPr>
+      <w:r>
+        <w:rPr>
+          <w:sz w:val="22"/>
+          <w:szCs w:val="22"/>
+        </w:rPr>
+        <w:t xml:space="preserve">Official master copy: Medical Superintendent, with Patient Rights Officer and Quality Coordinator.</w:t>
+      </w:r>
+    </w:p>
+    <w:p>
+      <w:pPr>
+        <w:spacing w:after="140"/>
+      </w:pPr>
+      <w:r>
+        <w:rPr>
+          <w:sz w:val="22"/>
+          <w:szCs w:val="22"/>
+        </w:rPr>
+        <w:t xml:space="preserve">Copies issued to: every location that performs a procedure on the consent list; operation theatre; anaesthesia; emergency; transfusion; nursing administration.</w:t>
+      </w:r>
+    </w:p>
+    <w:p>
+      <w:pPr>
+        <w:spacing w:after="140"/>
+      </w:pPr>
+      <w:r>
+        <w:rPr>
+          <w:sz w:val="22"/>
+          <w:szCs w:val="22"/>
+        </w:rPr>
+        <w:t xml:space="preserve">Current version at «front-office policy file» and, if the hospital keeps an intranet, at «staff intranet / policies».</w:t>
+      </w:r>
+    </w:p>
+    <w:p>
+      <w:pPr>
+        <w:pStyle w:val="Heading1"/>
+        <w:spacing w:after="120" w:before="280"/>
+      </w:pPr>
+      <w:r>
+        <w:t>11. Abbreviations</w:t>
+      </w:r>
+    </w:p>
+    <w:p>
+      <w:pPr>
+        <w:spacing w:after="140"/>
+      </w:pPr>
+      <w:r>
+        <w:rPr>
+          <w:sz w:val="22"/>
+          <w:szCs w:val="22"/>
+        </w:rPr>
+        <w:t xml:space="preserve">MHCA — Mental Healthcare Act, 2017
+NMC — National Medical Commission
+NABH — National Accreditation Board for Hospitals and Healthcare Providers
+PRE — Patient Rights and Education
+SHCO — Standards for Small Healthcare Organisations</w:t>
+      </w:r>
+    </w:p>
+    <w:p>
+      <w:pPr>
+        <w:pStyle w:val="Heading1"/>
+        <w:spacing w:after="120" w:before="280"/>
+      </w:pPr>
+      <w:r>
+        <w:t>12. Traceability to NABH SHCO 3rd Edition PRE.3</w:t>
       </w:r>
     </w:p>
     <w:p>
@@ -3072,6 +2923,29 @@
           <w:sz w:val="20"/>
           <w:szCs w:val="20"/>
         </w:rPr>
+        <w:t xml:space="preserve">This table is an index. It is not how the policy is organised.</w:t>
+      </w:r>
+    </w:p>
+    <w:p>
+      <w:pPr>
+        <w:pStyle w:val="Heading1"/>
+        <w:spacing w:after="120" w:before="280"/>
+      </w:pPr>
+      <w:r>
+        <w:t>13. Required Records / Evidence Checklist</w:t>
+      </w:r>
+    </w:p>
+    <w:p>
+      <w:pPr>
+        <w:spacing w:after="120"/>
+      </w:pPr>
+      <w:r>
+        <w:rPr>
+          <w:i/>
+          <w:iCs/>
+          <w:sz w:val="20"/>
+          <w:szCs w:val="20"/>
+        </w:rPr>
         <w:t xml:space="preserve">Records the hospital holds under this policy, listed by objective element.</w:t>
       </w:r>
     </w:p>
@@ -3381,6 +3255,117 @@
           <w:szCs w:val="22"/>
         </w:rPr>
         <w:t xml:space="preserve">Quarterly audit sample.</w:t>
+      </w:r>
+    </w:p>
+    <w:p>
+      <w:pPr>
+        <w:pStyle w:val="Heading1"/>
+        <w:spacing w:after="120" w:before="280"/>
+      </w:pPr>
+      <w:r>
+        <w:t>14. References</w:t>
+      </w:r>
+    </w:p>
+    <w:p>
+      <w:pPr>
+        <w:pStyle w:val="ListParagraph"/>
+        <w:numPr>
+          <w:ilvl w:val="0"/>
+          <w:numId w:val="1"/>
+        </w:numPr>
+        <w:spacing w:after="60"/>
+      </w:pPr>
+      <w:r>
+        <w:rPr>
+          <w:sz w:val="22"/>
+          <w:szCs w:val="22"/>
+        </w:rPr>
+        <w:t xml:space="preserve">National Accreditation Board for Hospitals and Healthcare Providers (NABH), Standards for Small Healthcare Organisations, 3rd Edition — standard PRE.3.</w:t>
+      </w:r>
+    </w:p>
+    <w:p>
+      <w:pPr>
+        <w:pStyle w:val="ListParagraph"/>
+        <w:numPr>
+          <w:ilvl w:val="0"/>
+          <w:numId w:val="1"/>
+        </w:numPr>
+        <w:spacing w:after="60"/>
+      </w:pPr>
+      <w:r>
+        <w:rPr>
+          <w:sz w:val="22"/>
+          <w:szCs w:val="22"/>
+        </w:rPr>
+        <w:t xml:space="preserve">Kumar A et al. (2015) — chapter 10; framework; not pasted as protocol.</w:t>
+      </w:r>
+    </w:p>
+    <w:p>
+      <w:pPr>
+        <w:pStyle w:val="ListParagraph"/>
+        <w:numPr>
+          <w:ilvl w:val="0"/>
+          <w:numId w:val="1"/>
+        </w:numPr>
+        <w:spacing w:after="60"/>
+      </w:pPr>
+      <w:r>
+        <w:rPr>
+          <w:sz w:val="22"/>
+          <w:szCs w:val="22"/>
+        </w:rPr>
+        <w:t xml:space="preserve">Nandimath O (2009) — chapter 13; framework for statutory norms.</w:t>
+      </w:r>
+    </w:p>
+    <w:p>
+      <w:pPr>
+        <w:pStyle w:val="ListParagraph"/>
+        <w:numPr>
+          <w:ilvl w:val="0"/>
+          <w:numId w:val="1"/>
+        </w:numPr>
+        <w:spacing w:after="60"/>
+      </w:pPr>
+      <w:r>
+        <w:rPr>
+          <w:sz w:val="22"/>
+          <w:szCs w:val="22"/>
+        </w:rPr>
+        <w:t xml:space="preserve">National Medical Commission Act, 2019 — registered medical practitioners obtain informed consent consistent with professional practice.</w:t>
+      </w:r>
+    </w:p>
+    <w:p>
+      <w:pPr>
+        <w:pStyle w:val="ListParagraph"/>
+        <w:numPr>
+          <w:ilvl w:val="0"/>
+          <w:numId w:val="1"/>
+        </w:numPr>
+        <w:spacing w:after="60"/>
+      </w:pPr>
+      <w:r>
+        <w:rPr>
+          <w:sz w:val="22"/>
+          <w:szCs w:val="22"/>
+        </w:rPr>
+        <w:t xml:space="preserve">Mental Healthcare Act, 2017 — when a person with mental illness as defined in that Act is incapable of independent decision-making.</w:t>
+      </w:r>
+    </w:p>
+    <w:p>
+      <w:pPr>
+        <w:pStyle w:val="ListParagraph"/>
+        <w:numPr>
+          <w:ilvl w:val="0"/>
+          <w:numId w:val="1"/>
+        </w:numPr>
+        <w:spacing w:after="60"/>
+      </w:pPr>
+      <w:r>
+        <w:rPr>
+          <w:sz w:val="22"/>
+          <w:szCs w:val="22"/>
+        </w:rPr>
+        <w:t xml:space="preserve">Internal documents of «Hospital Name»: consent situations list; consent process; incapacity description; transfusion, sedation, anaesthesia and procedures policies.</w:t>
       </w:r>
     </w:p>
     <w:p>
@@ -3505,7 +3490,7 @@
         <w:sz w:val="16"/>
         <w:szCs w:val="16"/>
       </w:rPr>
-      <w:t xml:space="preserve">«Hospital Name»  |  «PRE/POL/03»  |  Controlled document  |  Informed Consent</w:t>
+      <w:t>«Hospital Name»  |  «PRE/POL/03»  |  Controlled document  |  Policy on Informed Consent</w:t>
     </w:r>
   </w:p>
 </w:ftr>

--- a/policies/build/masters/PRE.3_v2_master.docx
+++ b/policies/build/masters/PRE.3_v2_master.docx
@@ -2377,6 +2377,7 @@
         <w:gridCol w:w="100"/>
         <w:gridCol w:w="100"/>
         <w:gridCol w:w="100"/>
+        <w:gridCol w:w="100"/>
       </w:tblGrid>
       <w:tr>
         <w:tc>
@@ -2404,6 +2405,26 @@
         </w:tc>
         <w:tc>
           <w:tcPr>
+            <w:tcW w:type="pct" w:w="12%"/>
+            <w:tcBorders>
+              <w:top w:val="single" w:color="999999" w:sz="4"/>
+              <w:left w:val="single" w:color="999999" w:sz="4"/>
+              <w:bottom w:val="single" w:color="999999" w:sz="4"/>
+              <w:right w:val="single" w:color="999999" w:sz="4"/>
+            </w:tcBorders>
+            <w:shd w:fill="E8E8E8" w:val="clear"/>
+          </w:tcPr>
+          <w:p>
+            <w:r>
+              <w:rPr>
+                <w:b/>
+              </w:rPr>
+              <w:t>Level</w:t>
+            </w:r>
+          </w:p>
+        </w:tc>
+        <w:tc>
+          <w:tcPr>
             <w:tcW w:type="pct" w:w="32%"/>
             <w:tcBorders>
               <w:top w:val="single" w:color="999999" w:sz="4"/>
@@ -2497,6 +2518,22 @@
         </w:tc>
         <w:tc>
           <w:tcPr>
+            <w:tcW w:type="pct" w:w="12%"/>
+            <w:tcBorders>
+              <w:top w:val="single" w:color="999999" w:sz="4"/>
+              <w:left w:val="single" w:color="999999" w:sz="4"/>
+              <w:bottom w:val="single" w:color="999999" w:sz="4"/>
+              <w:right w:val="single" w:color="999999" w:sz="4"/>
+            </w:tcBorders>
+          </w:tcPr>
+          <w:p>
+            <w:r>
+              <w:t>CORE*</w:t>
+            </w:r>
+          </w:p>
+        </w:tc>
+        <w:tc>
+          <w:tcPr>
             <w:tcW w:type="pct" w:w="32%"/>
             <w:tcBorders>
               <w:top w:val="single" w:color="999999" w:sz="4"/>
@@ -2587,6 +2624,22 @@
         </w:tc>
         <w:tc>
           <w:tcPr>
+            <w:tcW w:type="pct" w:w="12%"/>
+            <w:tcBorders>
+              <w:top w:val="single" w:color="999999" w:sz="4"/>
+              <w:left w:val="single" w:color="999999" w:sz="4"/>
+              <w:bottom w:val="single" w:color="999999" w:sz="4"/>
+              <w:right w:val="single" w:color="999999" w:sz="4"/>
+            </w:tcBorders>
+          </w:tcPr>
+          <w:p>
+            <w:r>
+              <w:t>CORE</w:t>
+            </w:r>
+          </w:p>
+        </w:tc>
+        <w:tc>
+          <w:tcPr>
             <w:tcW w:type="pct" w:w="32%"/>
             <w:tcBorders>
               <w:top w:val="single" w:color="999999" w:sz="4"/>
@@ -2677,6 +2730,22 @@
         </w:tc>
         <w:tc>
           <w:tcPr>
+            <w:tcW w:type="pct" w:w="12%"/>
+            <w:tcBorders>
+              <w:top w:val="single" w:color="999999" w:sz="4"/>
+              <w:left w:val="single" w:color="999999" w:sz="4"/>
+              <w:bottom w:val="single" w:color="999999" w:sz="4"/>
+              <w:right w:val="single" w:color="999999" w:sz="4"/>
+            </w:tcBorders>
+          </w:tcPr>
+          <w:p>
+            <w:r>
+              <w:t>Commitment*</w:t>
+            </w:r>
+          </w:p>
+        </w:tc>
+        <w:tc>
+          <w:tcPr>
             <w:tcW w:type="pct" w:w="32%"/>
             <w:tcBorders>
               <w:top w:val="single" w:color="999999" w:sz="4"/>
@@ -2767,6 +2836,22 @@
         </w:tc>
         <w:tc>
           <w:tcPr>
+            <w:tcW w:type="pct" w:w="12%"/>
+            <w:tcBorders>
+              <w:top w:val="single" w:color="999999" w:sz="4"/>
+              <w:left w:val="single" w:color="999999" w:sz="4"/>
+              <w:bottom w:val="single" w:color="999999" w:sz="4"/>
+              <w:right w:val="single" w:color="999999" w:sz="4"/>
+            </w:tcBorders>
+          </w:tcPr>
+          <w:p>
+            <w:r>
+              <w:t>CORE</w:t>
+            </w:r>
+          </w:p>
+        </w:tc>
+        <w:tc>
+          <w:tcPr>
             <w:tcW w:type="pct" w:w="32%"/>
             <w:tcBorders>
               <w:top w:val="single" w:color="999999" w:sz="4"/>
@@ -2887,22 +2972,275 @@
         <w:t>11. Abbreviations</w:t>
       </w:r>
     </w:p>
-    <w:p>
-      <w:pPr>
-        <w:spacing w:after="140"/>
-      </w:pPr>
-      <w:r>
-        <w:rPr>
-          <w:sz w:val="22"/>
-          <w:szCs w:val="22"/>
-        </w:rPr>
-        <w:t xml:space="preserve">MHCA — Mental Healthcare Act, 2017
-NMC — National Medical Commission
-NABH — National Accreditation Board for Hospitals and Healthcare Providers
-PRE — Patient Rights and Education
-SHCO — Standards for Small Healthcare Organisations</w:t>
-      </w:r>
-    </w:p>
+    <w:tbl>
+      <w:tblPr>
+        <w:tblW w:type="pct" w:w="100%"/>
+        <w:tblBorders>
+          <w:top w:val="single" w:color="auto" w:sz="4"/>
+          <w:left w:val="single" w:color="auto" w:sz="4"/>
+          <w:bottom w:val="single" w:color="auto" w:sz="4"/>
+          <w:right w:val="single" w:color="auto" w:sz="4"/>
+          <w:insideH w:val="single" w:color="auto" w:sz="4"/>
+          <w:insideV w:val="single" w:color="auto" w:sz="4"/>
+        </w:tblBorders>
+      </w:tblPr>
+      <w:tblGrid>
+        <w:gridCol w:w="100"/>
+        <w:gridCol w:w="100"/>
+      </w:tblGrid>
+      <w:tr>
+        <w:tc>
+          <w:tcPr>
+            <w:tcW w:type="pct" w:w="22%"/>
+            <w:tcBorders>
+              <w:top w:val="single" w:color="999999" w:sz="4"/>
+              <w:left w:val="single" w:color="999999" w:sz="4"/>
+              <w:bottom w:val="single" w:color="999999" w:sz="4"/>
+              <w:right w:val="single" w:color="999999" w:sz="4"/>
+            </w:tcBorders>
+            <w:shd w:fill="E8E8E8" w:val="clear"/>
+          </w:tcPr>
+          <w:p>
+            <w:r>
+              <w:rPr>
+                <w:b/>
+              </w:rPr>
+              <w:t>Abbreviation</w:t>
+            </w:r>
+          </w:p>
+        </w:tc>
+        <w:tc>
+          <w:tcPr>
+            <w:tcW w:type="pct" w:w="22%"/>
+            <w:tcBorders>
+              <w:top w:val="single" w:color="999999" w:sz="4"/>
+              <w:left w:val="single" w:color="999999" w:sz="4"/>
+              <w:bottom w:val="single" w:color="999999" w:sz="4"/>
+              <w:right w:val="single" w:color="999999" w:sz="4"/>
+            </w:tcBorders>
+            <w:shd w:fill="E8E8E8" w:val="clear"/>
+          </w:tcPr>
+          <w:p>
+            <w:r>
+              <w:rPr>
+                <w:b/>
+              </w:rPr>
+              <w:t>Meaning</w:t>
+            </w:r>
+          </w:p>
+        </w:tc>
+      </w:tr>
+      <w:tr>
+        <w:tc>
+          <w:tcPr>
+            <w:tcW w:type="pct" w:w="22%"/>
+            <w:tcBorders>
+              <w:top w:val="single" w:color="999999" w:sz="4"/>
+              <w:left w:val="single" w:color="999999" w:sz="4"/>
+              <w:bottom w:val="single" w:color="999999" w:sz="4"/>
+              <w:right w:val="single" w:color="999999" w:sz="4"/>
+            </w:tcBorders>
+            <w:shd w:fill="E8E8E8" w:val="clear"/>
+          </w:tcPr>
+          <w:p>
+            <w:r>
+              <w:rPr>
+                <w:b w:val="0"/>
+              </w:rPr>
+              <w:t>MHCA</w:t>
+            </w:r>
+          </w:p>
+        </w:tc>
+        <w:tc>
+          <w:tcPr>
+            <w:tcW w:type="pct" w:w="22%"/>
+            <w:tcBorders>
+              <w:top w:val="single" w:color="999999" w:sz="4"/>
+              <w:left w:val="single" w:color="999999" w:sz="4"/>
+              <w:bottom w:val="single" w:color="999999" w:sz="4"/>
+              <w:right w:val="single" w:color="999999" w:sz="4"/>
+            </w:tcBorders>
+            <w:shd w:fill="E8E8E8" w:val="clear"/>
+          </w:tcPr>
+          <w:p>
+            <w:r>
+              <w:rPr>
+                <w:b w:val="0"/>
+              </w:rPr>
+              <w:t>Mental Healthcare Act, 2017</w:t>
+            </w:r>
+          </w:p>
+        </w:tc>
+      </w:tr>
+      <w:tr>
+        <w:tc>
+          <w:tcPr>
+            <w:tcW w:type="pct" w:w="22%"/>
+            <w:tcBorders>
+              <w:top w:val="single" w:color="999999" w:sz="4"/>
+              <w:left w:val="single" w:color="999999" w:sz="4"/>
+              <w:bottom w:val="single" w:color="999999" w:sz="4"/>
+              <w:right w:val="single" w:color="999999" w:sz="4"/>
+            </w:tcBorders>
+            <w:shd w:fill="E8E8E8" w:val="clear"/>
+          </w:tcPr>
+          <w:p>
+            <w:r>
+              <w:rPr>
+                <w:b w:val="0"/>
+              </w:rPr>
+              <w:t>NMC</w:t>
+            </w:r>
+          </w:p>
+        </w:tc>
+        <w:tc>
+          <w:tcPr>
+            <w:tcW w:type="pct" w:w="22%"/>
+            <w:tcBorders>
+              <w:top w:val="single" w:color="999999" w:sz="4"/>
+              <w:left w:val="single" w:color="999999" w:sz="4"/>
+              <w:bottom w:val="single" w:color="999999" w:sz="4"/>
+              <w:right w:val="single" w:color="999999" w:sz="4"/>
+            </w:tcBorders>
+            <w:shd w:fill="E8E8E8" w:val="clear"/>
+          </w:tcPr>
+          <w:p>
+            <w:r>
+              <w:rPr>
+                <w:b w:val="0"/>
+              </w:rPr>
+              <w:t>National Medical Commission</w:t>
+            </w:r>
+          </w:p>
+        </w:tc>
+      </w:tr>
+      <w:tr>
+        <w:tc>
+          <w:tcPr>
+            <w:tcW w:type="pct" w:w="22%"/>
+            <w:tcBorders>
+              <w:top w:val="single" w:color="999999" w:sz="4"/>
+              <w:left w:val="single" w:color="999999" w:sz="4"/>
+              <w:bottom w:val="single" w:color="999999" w:sz="4"/>
+              <w:right w:val="single" w:color="999999" w:sz="4"/>
+            </w:tcBorders>
+            <w:shd w:fill="E8E8E8" w:val="clear"/>
+          </w:tcPr>
+          <w:p>
+            <w:r>
+              <w:rPr>
+                <w:b w:val="0"/>
+              </w:rPr>
+              <w:t>NABH</w:t>
+            </w:r>
+          </w:p>
+        </w:tc>
+        <w:tc>
+          <w:tcPr>
+            <w:tcW w:type="pct" w:w="22%"/>
+            <w:tcBorders>
+              <w:top w:val="single" w:color="999999" w:sz="4"/>
+              <w:left w:val="single" w:color="999999" w:sz="4"/>
+              <w:bottom w:val="single" w:color="999999" w:sz="4"/>
+              <w:right w:val="single" w:color="999999" w:sz="4"/>
+            </w:tcBorders>
+            <w:shd w:fill="E8E8E8" w:val="clear"/>
+          </w:tcPr>
+          <w:p>
+            <w:r>
+              <w:rPr>
+                <w:b w:val="0"/>
+              </w:rPr>
+              <w:t>National Accreditation Board for Hospitals and Healthcare Providers</w:t>
+            </w:r>
+          </w:p>
+        </w:tc>
+      </w:tr>
+      <w:tr>
+        <w:tc>
+          <w:tcPr>
+            <w:tcW w:type="pct" w:w="22%"/>
+            <w:tcBorders>
+              <w:top w:val="single" w:color="999999" w:sz="4"/>
+              <w:left w:val="single" w:color="999999" w:sz="4"/>
+              <w:bottom w:val="single" w:color="999999" w:sz="4"/>
+              <w:right w:val="single" w:color="999999" w:sz="4"/>
+            </w:tcBorders>
+            <w:shd w:fill="E8E8E8" w:val="clear"/>
+          </w:tcPr>
+          <w:p>
+            <w:r>
+              <w:rPr>
+                <w:b w:val="0"/>
+              </w:rPr>
+              <w:t>PRE</w:t>
+            </w:r>
+          </w:p>
+        </w:tc>
+        <w:tc>
+          <w:tcPr>
+            <w:tcW w:type="pct" w:w="22%"/>
+            <w:tcBorders>
+              <w:top w:val="single" w:color="999999" w:sz="4"/>
+              <w:left w:val="single" w:color="999999" w:sz="4"/>
+              <w:bottom w:val="single" w:color="999999" w:sz="4"/>
+              <w:right w:val="single" w:color="999999" w:sz="4"/>
+            </w:tcBorders>
+            <w:shd w:fill="E8E8E8" w:val="clear"/>
+          </w:tcPr>
+          <w:p>
+            <w:r>
+              <w:rPr>
+                <w:b w:val="0"/>
+              </w:rPr>
+              <w:t>Patient Rights and Education</w:t>
+            </w:r>
+          </w:p>
+        </w:tc>
+      </w:tr>
+      <w:tr>
+        <w:tc>
+          <w:tcPr>
+            <w:tcW w:type="pct" w:w="22%"/>
+            <w:tcBorders>
+              <w:top w:val="single" w:color="999999" w:sz="4"/>
+              <w:left w:val="single" w:color="999999" w:sz="4"/>
+              <w:bottom w:val="single" w:color="999999" w:sz="4"/>
+              <w:right w:val="single" w:color="999999" w:sz="4"/>
+            </w:tcBorders>
+            <w:shd w:fill="E8E8E8" w:val="clear"/>
+          </w:tcPr>
+          <w:p>
+            <w:r>
+              <w:rPr>
+                <w:b w:val="0"/>
+              </w:rPr>
+              <w:t>SHCO</w:t>
+            </w:r>
+          </w:p>
+        </w:tc>
+        <w:tc>
+          <w:tcPr>
+            <w:tcW w:type="pct" w:w="22%"/>
+            <w:tcBorders>
+              <w:top w:val="single" w:color="999999" w:sz="4"/>
+              <w:left w:val="single" w:color="999999" w:sz="4"/>
+              <w:bottom w:val="single" w:color="999999" w:sz="4"/>
+              <w:right w:val="single" w:color="999999" w:sz="4"/>
+            </w:tcBorders>
+            <w:shd w:fill="E8E8E8" w:val="clear"/>
+          </w:tcPr>
+          <w:p>
+            <w:r>
+              <w:rPr>
+                <w:b w:val="0"/>
+              </w:rPr>
+              <w:t>Standards for Small Healthcare Organisations</w:t>
+            </w:r>
+          </w:p>
+        </w:tc>
+      </w:tr>
+    </w:tbl>
     <w:p>
       <w:pPr>
         <w:pStyle w:val="Heading1"/>

--- a/policies/build/masters/PRE.3_v2_master.docx
+++ b/policies/build/masters/PRE.3_v2_master.docx
@@ -677,31 +677,7 @@
           <w:sz w:val="22"/>
           <w:szCs w:val="22"/>
         </w:rPr>
-        <w:t xml:space="preserve">The chapter intent is that informed consent is obtained for specified procedures and care, and that key components include risks, benefits and alternatives.</w:t>
-      </w:r>
-    </w:p>
-    <w:p>
-      <w:pPr>
-        <w:spacing w:after="140"/>
-      </w:pPr>
-      <w:r>
-        <w:rPr>
-          <w:sz w:val="22"/>
-          <w:szCs w:val="22"/>
-        </w:rPr>
         <w:t xml:space="preserve">This document is the general consent method. That a transfusion, sedation, anaesthesia or surgical consent actually happened before the act remains COP.5, COP.9, COP.10 and COP.11.</w:t>
-      </w:r>
-    </w:p>
-    <w:p>
-      <w:pPr>
-        <w:spacing w:after="140"/>
-      </w:pPr>
-      <w:r>
-        <w:rPr>
-          <w:sz w:val="22"/>
-          <w:szCs w:val="22"/>
-        </w:rPr>
-        <w:t xml:space="preserve">Words marked «like this» are defaults. A blank marked «________» must be filled before issue.</w:t>
       </w:r>
     </w:p>
     <w:p>
@@ -735,120 +711,6 @@
           <w:szCs w:val="22"/>
         </w:rPr>
         <w:t xml:space="preserve">It binds the person who performs the procedure, doctors and nurses who explain consent, registration staff who schedule elective work, and the «Patient Rights Officer» who holds the list and process.</w:t>
-      </w:r>
-    </w:p>
-    <w:p>
-      <w:pPr>
-        <w:spacing w:after="140"/>
-      </w:pPr>
-      <w:r>
-        <w:rPr>
-          <w:sz w:val="22"/>
-          <w:szCs w:val="22"/>
-        </w:rPr>
-        <w:t xml:space="preserve">Boundaries:</w:t>
-      </w:r>
-    </w:p>
-    <w:p>
-      <w:pPr>
-        <w:pStyle w:val="ListParagraph"/>
-        <w:numPr>
-          <w:ilvl w:val="0"/>
-          <w:numId w:val="1"/>
-        </w:numPr>
-        <w:spacing w:after="60"/>
-      </w:pPr>
-      <w:r>
-        <w:rPr>
-          <w:sz w:val="22"/>
-          <w:szCs w:val="22"/>
-        </w:rPr>
-        <w:t xml:space="preserve">PRE.2.g lists the right that consent is obtained before those acts. This policy owns the method.</w:t>
-      </w:r>
-    </w:p>
-    <w:p>
-      <w:pPr>
-        <w:pStyle w:val="ListParagraph"/>
-        <w:numPr>
-          <w:ilvl w:val="0"/>
-          <w:numId w:val="1"/>
-        </w:numPr>
-        <w:spacing w:after="60"/>
-      </w:pPr>
-      <w:r>
-        <w:rPr>
-          <w:sz w:val="22"/>
-          <w:szCs w:val="22"/>
-        </w:rPr>
-        <w:t xml:space="preserve">COP.5, COP.9, COP.10 and COP.11 own that the relevant consent happened before those acts.</w:t>
-      </w:r>
-    </w:p>
-    <w:p>
-      <w:pPr>
-        <w:pStyle w:val="ListParagraph"/>
-        <w:numPr>
-          <w:ilvl w:val="0"/>
-          <w:numId w:val="1"/>
-        </w:numPr>
-        <w:spacing w:after="60"/>
-      </w:pPr>
-      <w:r>
-        <w:rPr>
-          <w:sz w:val="22"/>
-          <w:szCs w:val="22"/>
-        </w:rPr>
-        <w:t xml:space="preserve">PRE.4 owns ongoing education in a language they can understand. PRE.3.b is the consent conversation.</w:t>
-      </w:r>
-    </w:p>
-    <w:p>
-      <w:pPr>
-        <w:pStyle w:val="ListParagraph"/>
-        <w:numPr>
-          <w:ilvl w:val="0"/>
-          <w:numId w:val="1"/>
-        </w:numPr>
-        <w:spacing w:after="60"/>
-      </w:pPr>
-      <w:r>
-        <w:rPr>
-          <w:sz w:val="22"/>
-          <w:szCs w:val="22"/>
-        </w:rPr>
-        <w:t xml:space="preserve">PRE.1 and PRE.2.e: refusal is a right; this policy records consent not given.</w:t>
-      </w:r>
-    </w:p>
-    <w:p>
-      <w:pPr>
-        <w:pStyle w:val="ListParagraph"/>
-        <w:numPr>
-          <w:ilvl w:val="0"/>
-          <w:numId w:val="1"/>
-        </w:numPr>
-        <w:spacing w:after="60"/>
-      </w:pPr>
-      <w:r>
-        <w:rPr>
-          <w:sz w:val="22"/>
-          <w:szCs w:val="22"/>
-        </w:rPr>
-        <w:t xml:space="preserve">MOM.9 implant usage counselling is not surgical consent.</w:t>
-      </w:r>
-    </w:p>
-    <w:p>
-      <w:pPr>
-        <w:pStyle w:val="ListParagraph"/>
-        <w:numPr>
-          <w:ilvl w:val="0"/>
-          <w:numId w:val="1"/>
-        </w:numPr>
-        <w:spacing w:after="60"/>
-      </w:pPr>
-      <w:r>
-        <w:rPr>
-          <w:sz w:val="22"/>
-          <w:szCs w:val="22"/>
-        </w:rPr>
-        <w:t xml:space="preserve">Capacity under the Mental Healthcare Act, 2017 is PRE.3.c when that Act's definition of a person with mental illness is met — not a blanket for every unconscious patient.</w:t>
       </w:r>
     </w:p>
     <w:p>

--- a/policies/build/masters/PRE.3_v2_master.docx
+++ b/policies/build/masters/PRE.3_v2_master.docx
@@ -2222,6 +2222,352 @@
         <w:t xml:space="preserve">The Nursing Superintendent holds signed acknowledgements with the induction record.</w:t>
       </w:r>
     </w:p>
+    <w:p>
+      <w:pPr>
+        <w:pStyle w:val="Heading1"/>
+        <w:spacing w:after="120" w:before="280"/>
+      </w:pPr>
+      <w:r>
+        <w:t>10. Distribution</w:t>
+      </w:r>
+    </w:p>
+    <w:p>
+      <w:pPr>
+        <w:spacing w:after="140"/>
+      </w:pPr>
+      <w:r>
+        <w:rPr>
+          <w:sz w:val="22"/>
+          <w:szCs w:val="22"/>
+        </w:rPr>
+        <w:t xml:space="preserve">Official master copy: Medical Superintendent, with Patient Rights Officer and Quality Coordinator.</w:t>
+      </w:r>
+    </w:p>
+    <w:p>
+      <w:pPr>
+        <w:spacing w:after="140"/>
+      </w:pPr>
+      <w:r>
+        <w:rPr>
+          <w:sz w:val="22"/>
+          <w:szCs w:val="22"/>
+        </w:rPr>
+        <w:t xml:space="preserve">Copies issued to: every location that performs a procedure on the consent list; operation theatre; anaesthesia; emergency; transfusion; nursing administration.</w:t>
+      </w:r>
+    </w:p>
+    <w:p>
+      <w:pPr>
+        <w:spacing w:after="140"/>
+      </w:pPr>
+      <w:r>
+        <w:rPr>
+          <w:sz w:val="22"/>
+          <w:szCs w:val="22"/>
+        </w:rPr>
+        <w:t xml:space="preserve">Current version at «front-office policy file» and, if the hospital keeps an intranet, at «staff intranet / policies».</w:t>
+      </w:r>
+    </w:p>
+    <w:p>
+      <w:pPr>
+        <w:pStyle w:val="Heading1"/>
+        <w:spacing w:after="120" w:before="280"/>
+      </w:pPr>
+      <w:r>
+        <w:t>11. Abbreviations</w:t>
+      </w:r>
+    </w:p>
+    <w:tbl>
+      <w:tblPr>
+        <w:tblW w:type="pct" w:w="100%"/>
+        <w:tblBorders>
+          <w:top w:val="single" w:color="auto" w:sz="4"/>
+          <w:left w:val="single" w:color="auto" w:sz="4"/>
+          <w:bottom w:val="single" w:color="auto" w:sz="4"/>
+          <w:right w:val="single" w:color="auto" w:sz="4"/>
+          <w:insideH w:val="single" w:color="auto" w:sz="4"/>
+          <w:insideV w:val="single" w:color="auto" w:sz="4"/>
+        </w:tblBorders>
+      </w:tblPr>
+      <w:tblGrid>
+        <w:gridCol w:w="100"/>
+        <w:gridCol w:w="100"/>
+      </w:tblGrid>
+      <w:tr>
+        <w:tc>
+          <w:tcPr>
+            <w:tcW w:type="pct" w:w="22%"/>
+            <w:tcBorders>
+              <w:top w:val="single" w:color="999999" w:sz="4"/>
+              <w:left w:val="single" w:color="999999" w:sz="4"/>
+              <w:bottom w:val="single" w:color="999999" w:sz="4"/>
+              <w:right w:val="single" w:color="999999" w:sz="4"/>
+            </w:tcBorders>
+            <w:shd w:fill="E8E8E8" w:val="clear"/>
+          </w:tcPr>
+          <w:p>
+            <w:r>
+              <w:rPr>
+                <w:b/>
+              </w:rPr>
+              <w:t>Abbreviation</w:t>
+            </w:r>
+          </w:p>
+        </w:tc>
+        <w:tc>
+          <w:tcPr>
+            <w:tcW w:type="pct" w:w="22%"/>
+            <w:tcBorders>
+              <w:top w:val="single" w:color="999999" w:sz="4"/>
+              <w:left w:val="single" w:color="999999" w:sz="4"/>
+              <w:bottom w:val="single" w:color="999999" w:sz="4"/>
+              <w:right w:val="single" w:color="999999" w:sz="4"/>
+            </w:tcBorders>
+            <w:shd w:fill="E8E8E8" w:val="clear"/>
+          </w:tcPr>
+          <w:p>
+            <w:r>
+              <w:rPr>
+                <w:b/>
+              </w:rPr>
+              <w:t>Meaning</w:t>
+            </w:r>
+          </w:p>
+        </w:tc>
+      </w:tr>
+      <w:tr>
+        <w:tc>
+          <w:tcPr>
+            <w:tcW w:type="pct" w:w="22%"/>
+            <w:tcBorders>
+              <w:top w:val="single" w:color="999999" w:sz="4"/>
+              <w:left w:val="single" w:color="999999" w:sz="4"/>
+              <w:bottom w:val="single" w:color="999999" w:sz="4"/>
+              <w:right w:val="single" w:color="999999" w:sz="4"/>
+            </w:tcBorders>
+            <w:shd w:fill="E8E8E8" w:val="clear"/>
+          </w:tcPr>
+          <w:p>
+            <w:r>
+              <w:rPr>
+                <w:b w:val="0"/>
+              </w:rPr>
+              <w:t>MHCA</w:t>
+            </w:r>
+          </w:p>
+        </w:tc>
+        <w:tc>
+          <w:tcPr>
+            <w:tcW w:type="pct" w:w="22%"/>
+            <w:tcBorders>
+              <w:top w:val="single" w:color="999999" w:sz="4"/>
+              <w:left w:val="single" w:color="999999" w:sz="4"/>
+              <w:bottom w:val="single" w:color="999999" w:sz="4"/>
+              <w:right w:val="single" w:color="999999" w:sz="4"/>
+            </w:tcBorders>
+            <w:shd w:fill="E8E8E8" w:val="clear"/>
+          </w:tcPr>
+          <w:p>
+            <w:r>
+              <w:rPr>
+                <w:b w:val="0"/>
+              </w:rPr>
+              <w:t>Mental Healthcare Act, 2017</w:t>
+            </w:r>
+          </w:p>
+        </w:tc>
+      </w:tr>
+      <w:tr>
+        <w:tc>
+          <w:tcPr>
+            <w:tcW w:type="pct" w:w="22%"/>
+            <w:tcBorders>
+              <w:top w:val="single" w:color="999999" w:sz="4"/>
+              <w:left w:val="single" w:color="999999" w:sz="4"/>
+              <w:bottom w:val="single" w:color="999999" w:sz="4"/>
+              <w:right w:val="single" w:color="999999" w:sz="4"/>
+            </w:tcBorders>
+            <w:shd w:fill="E8E8E8" w:val="clear"/>
+          </w:tcPr>
+          <w:p>
+            <w:r>
+              <w:rPr>
+                <w:b w:val="0"/>
+              </w:rPr>
+              <w:t>NMC</w:t>
+            </w:r>
+          </w:p>
+        </w:tc>
+        <w:tc>
+          <w:tcPr>
+            <w:tcW w:type="pct" w:w="22%"/>
+            <w:tcBorders>
+              <w:top w:val="single" w:color="999999" w:sz="4"/>
+              <w:left w:val="single" w:color="999999" w:sz="4"/>
+              <w:bottom w:val="single" w:color="999999" w:sz="4"/>
+              <w:right w:val="single" w:color="999999" w:sz="4"/>
+            </w:tcBorders>
+            <w:shd w:fill="E8E8E8" w:val="clear"/>
+          </w:tcPr>
+          <w:p>
+            <w:r>
+              <w:rPr>
+                <w:b w:val="0"/>
+              </w:rPr>
+              <w:t>National Medical Commission</w:t>
+            </w:r>
+          </w:p>
+        </w:tc>
+      </w:tr>
+      <w:tr>
+        <w:tc>
+          <w:tcPr>
+            <w:tcW w:type="pct" w:w="22%"/>
+            <w:tcBorders>
+              <w:top w:val="single" w:color="999999" w:sz="4"/>
+              <w:left w:val="single" w:color="999999" w:sz="4"/>
+              <w:bottom w:val="single" w:color="999999" w:sz="4"/>
+              <w:right w:val="single" w:color="999999" w:sz="4"/>
+            </w:tcBorders>
+            <w:shd w:fill="E8E8E8" w:val="clear"/>
+          </w:tcPr>
+          <w:p>
+            <w:r>
+              <w:rPr>
+                <w:b w:val="0"/>
+              </w:rPr>
+              <w:t>NABH</w:t>
+            </w:r>
+          </w:p>
+        </w:tc>
+        <w:tc>
+          <w:tcPr>
+            <w:tcW w:type="pct" w:w="22%"/>
+            <w:tcBorders>
+              <w:top w:val="single" w:color="999999" w:sz="4"/>
+              <w:left w:val="single" w:color="999999" w:sz="4"/>
+              <w:bottom w:val="single" w:color="999999" w:sz="4"/>
+              <w:right w:val="single" w:color="999999" w:sz="4"/>
+            </w:tcBorders>
+            <w:shd w:fill="E8E8E8" w:val="clear"/>
+          </w:tcPr>
+          <w:p>
+            <w:r>
+              <w:rPr>
+                <w:b w:val="0"/>
+              </w:rPr>
+              <w:t>National Accreditation Board for Hospitals and Healthcare Providers</w:t>
+            </w:r>
+          </w:p>
+        </w:tc>
+      </w:tr>
+      <w:tr>
+        <w:tc>
+          <w:tcPr>
+            <w:tcW w:type="pct" w:w="22%"/>
+            <w:tcBorders>
+              <w:top w:val="single" w:color="999999" w:sz="4"/>
+              <w:left w:val="single" w:color="999999" w:sz="4"/>
+              <w:bottom w:val="single" w:color="999999" w:sz="4"/>
+              <w:right w:val="single" w:color="999999" w:sz="4"/>
+            </w:tcBorders>
+            <w:shd w:fill="E8E8E8" w:val="clear"/>
+          </w:tcPr>
+          <w:p>
+            <w:r>
+              <w:rPr>
+                <w:b w:val="0"/>
+              </w:rPr>
+              <w:t>PRE</w:t>
+            </w:r>
+          </w:p>
+        </w:tc>
+        <w:tc>
+          <w:tcPr>
+            <w:tcW w:type="pct" w:w="22%"/>
+            <w:tcBorders>
+              <w:top w:val="single" w:color="999999" w:sz="4"/>
+              <w:left w:val="single" w:color="999999" w:sz="4"/>
+              <w:bottom w:val="single" w:color="999999" w:sz="4"/>
+              <w:right w:val="single" w:color="999999" w:sz="4"/>
+            </w:tcBorders>
+            <w:shd w:fill="E8E8E8" w:val="clear"/>
+          </w:tcPr>
+          <w:p>
+            <w:r>
+              <w:rPr>
+                <w:b w:val="0"/>
+              </w:rPr>
+              <w:t>Patient Rights and Education</w:t>
+            </w:r>
+          </w:p>
+        </w:tc>
+      </w:tr>
+      <w:tr>
+        <w:tc>
+          <w:tcPr>
+            <w:tcW w:type="pct" w:w="22%"/>
+            <w:tcBorders>
+              <w:top w:val="single" w:color="999999" w:sz="4"/>
+              <w:left w:val="single" w:color="999999" w:sz="4"/>
+              <w:bottom w:val="single" w:color="999999" w:sz="4"/>
+              <w:right w:val="single" w:color="999999" w:sz="4"/>
+            </w:tcBorders>
+            <w:shd w:fill="E8E8E8" w:val="clear"/>
+          </w:tcPr>
+          <w:p>
+            <w:r>
+              <w:rPr>
+                <w:b w:val="0"/>
+              </w:rPr>
+              <w:t>SHCO</w:t>
+            </w:r>
+          </w:p>
+        </w:tc>
+        <w:tc>
+          <w:tcPr>
+            <w:tcW w:type="pct" w:w="22%"/>
+            <w:tcBorders>
+              <w:top w:val="single" w:color="999999" w:sz="4"/>
+              <w:left w:val="single" w:color="999999" w:sz="4"/>
+              <w:bottom w:val="single" w:color="999999" w:sz="4"/>
+              <w:right w:val="single" w:color="999999" w:sz="4"/>
+            </w:tcBorders>
+            <w:shd w:fill="E8E8E8" w:val="clear"/>
+          </w:tcPr>
+          <w:p>
+            <w:r>
+              <w:rPr>
+                <w:b w:val="0"/>
+              </w:rPr>
+              <w:t>Standards for Small Healthcare Organisations</w:t>
+            </w:r>
+          </w:p>
+        </w:tc>
+      </w:tr>
+    </w:tbl>
+    <w:p>
+      <w:pPr>
+        <w:pStyle w:val="Heading1"/>
+        <w:spacing w:after="120" w:before="280"/>
+      </w:pPr>
+      <w:r>
+        <w:t>12. Traceability to NABH SHCO 3rd Edition PRE.3</w:t>
+      </w:r>
+    </w:p>
+    <w:p>
+      <w:pPr>
+        <w:spacing w:after="120"/>
+      </w:pPr>
+      <w:r>
+        <w:rPr>
+          <w:i/>
+          <w:iCs/>
+          <w:sz w:val="20"/>
+          <w:szCs w:val="20"/>
+        </w:rPr>
+        <w:t xml:space="preserve">This table is an index. It is not how the policy is organised.</w:t>
+      </w:r>
+    </w:p>
     <w:tbl>
       <w:tblPr>
         <w:tblW w:type="pct" w:w="100%"/>
@@ -2780,352 +3126,6 @@
         </w:tc>
       </w:tr>
     </w:tbl>
-    <w:p>
-      <w:pPr>
-        <w:pStyle w:val="Heading1"/>
-        <w:spacing w:after="120" w:before="280"/>
-      </w:pPr>
-      <w:r>
-        <w:t>10. Distribution</w:t>
-      </w:r>
-    </w:p>
-    <w:p>
-      <w:pPr>
-        <w:spacing w:after="140"/>
-      </w:pPr>
-      <w:r>
-        <w:rPr>
-          <w:sz w:val="22"/>
-          <w:szCs w:val="22"/>
-        </w:rPr>
-        <w:t xml:space="preserve">Official master copy: Medical Superintendent, with Patient Rights Officer and Quality Coordinator.</w:t>
-      </w:r>
-    </w:p>
-    <w:p>
-      <w:pPr>
-        <w:spacing w:after="140"/>
-      </w:pPr>
-      <w:r>
-        <w:rPr>
-          <w:sz w:val="22"/>
-          <w:szCs w:val="22"/>
-        </w:rPr>
-        <w:t xml:space="preserve">Copies issued to: every location that performs a procedure on the consent list; operation theatre; anaesthesia; emergency; transfusion; nursing administration.</w:t>
-      </w:r>
-    </w:p>
-    <w:p>
-      <w:pPr>
-        <w:spacing w:after="140"/>
-      </w:pPr>
-      <w:r>
-        <w:rPr>
-          <w:sz w:val="22"/>
-          <w:szCs w:val="22"/>
-        </w:rPr>
-        <w:t xml:space="preserve">Current version at «front-office policy file» and, if the hospital keeps an intranet, at «staff intranet / policies».</w:t>
-      </w:r>
-    </w:p>
-    <w:p>
-      <w:pPr>
-        <w:pStyle w:val="Heading1"/>
-        <w:spacing w:after="120" w:before="280"/>
-      </w:pPr>
-      <w:r>
-        <w:t>11. Abbreviations</w:t>
-      </w:r>
-    </w:p>
-    <w:tbl>
-      <w:tblPr>
-        <w:tblW w:type="pct" w:w="100%"/>
-        <w:tblBorders>
-          <w:top w:val="single" w:color="auto" w:sz="4"/>
-          <w:left w:val="single" w:color="auto" w:sz="4"/>
-          <w:bottom w:val="single" w:color="auto" w:sz="4"/>
-          <w:right w:val="single" w:color="auto" w:sz="4"/>
-          <w:insideH w:val="single" w:color="auto" w:sz="4"/>
-          <w:insideV w:val="single" w:color="auto" w:sz="4"/>
-        </w:tblBorders>
-      </w:tblPr>
-      <w:tblGrid>
-        <w:gridCol w:w="100"/>
-        <w:gridCol w:w="100"/>
-      </w:tblGrid>
-      <w:tr>
-        <w:tc>
-          <w:tcPr>
-            <w:tcW w:type="pct" w:w="22%"/>
-            <w:tcBorders>
-              <w:top w:val="single" w:color="999999" w:sz="4"/>
-              <w:left w:val="single" w:color="999999" w:sz="4"/>
-              <w:bottom w:val="single" w:color="999999" w:sz="4"/>
-              <w:right w:val="single" w:color="999999" w:sz="4"/>
-            </w:tcBorders>
-            <w:shd w:fill="E8E8E8" w:val="clear"/>
-          </w:tcPr>
-          <w:p>
-            <w:r>
-              <w:rPr>
-                <w:b/>
-              </w:rPr>
-              <w:t>Abbreviation</w:t>
-            </w:r>
-          </w:p>
-        </w:tc>
-        <w:tc>
-          <w:tcPr>
-            <w:tcW w:type="pct" w:w="22%"/>
-            <w:tcBorders>
-              <w:top w:val="single" w:color="999999" w:sz="4"/>
-              <w:left w:val="single" w:color="999999" w:sz="4"/>
-              <w:bottom w:val="single" w:color="999999" w:sz="4"/>
-              <w:right w:val="single" w:color="999999" w:sz="4"/>
-            </w:tcBorders>
-            <w:shd w:fill="E8E8E8" w:val="clear"/>
-          </w:tcPr>
-          <w:p>
-            <w:r>
-              <w:rPr>
-                <w:b/>
-              </w:rPr>
-              <w:t>Meaning</w:t>
-            </w:r>
-          </w:p>
-        </w:tc>
-      </w:tr>
-      <w:tr>
-        <w:tc>
-          <w:tcPr>
-            <w:tcW w:type="pct" w:w="22%"/>
-            <w:tcBorders>
-              <w:top w:val="single" w:color="999999" w:sz="4"/>
-              <w:left w:val="single" w:color="999999" w:sz="4"/>
-              <w:bottom w:val="single" w:color="999999" w:sz="4"/>
-              <w:right w:val="single" w:color="999999" w:sz="4"/>
-            </w:tcBorders>
-            <w:shd w:fill="E8E8E8" w:val="clear"/>
-          </w:tcPr>
-          <w:p>
-            <w:r>
-              <w:rPr>
-                <w:b w:val="0"/>
-              </w:rPr>
-              <w:t>MHCA</w:t>
-            </w:r>
-          </w:p>
-        </w:tc>
-        <w:tc>
-          <w:tcPr>
-            <w:tcW w:type="pct" w:w="22%"/>
-            <w:tcBorders>
-              <w:top w:val="single" w:color="999999" w:sz="4"/>
-              <w:left w:val="single" w:color="999999" w:sz="4"/>
-              <w:bottom w:val="single" w:color="999999" w:sz="4"/>
-              <w:right w:val="single" w:color="999999" w:sz="4"/>
-            </w:tcBorders>
-            <w:shd w:fill="E8E8E8" w:val="clear"/>
-          </w:tcPr>
-          <w:p>
-            <w:r>
-              <w:rPr>
-                <w:b w:val="0"/>
-              </w:rPr>
-              <w:t>Mental Healthcare Act, 2017</w:t>
-            </w:r>
-          </w:p>
-        </w:tc>
-      </w:tr>
-      <w:tr>
-        <w:tc>
-          <w:tcPr>
-            <w:tcW w:type="pct" w:w="22%"/>
-            <w:tcBorders>
-              <w:top w:val="single" w:color="999999" w:sz="4"/>
-              <w:left w:val="single" w:color="999999" w:sz="4"/>
-              <w:bottom w:val="single" w:color="999999" w:sz="4"/>
-              <w:right w:val="single" w:color="999999" w:sz="4"/>
-            </w:tcBorders>
-            <w:shd w:fill="E8E8E8" w:val="clear"/>
-          </w:tcPr>
-          <w:p>
-            <w:r>
-              <w:rPr>
-                <w:b w:val="0"/>
-              </w:rPr>
-              <w:t>NMC</w:t>
-            </w:r>
-          </w:p>
-        </w:tc>
-        <w:tc>
-          <w:tcPr>
-            <w:tcW w:type="pct" w:w="22%"/>
-            <w:tcBorders>
-              <w:top w:val="single" w:color="999999" w:sz="4"/>
-              <w:left w:val="single" w:color="999999" w:sz="4"/>
-              <w:bottom w:val="single" w:color="999999" w:sz="4"/>
-              <w:right w:val="single" w:color="999999" w:sz="4"/>
-            </w:tcBorders>
-            <w:shd w:fill="E8E8E8" w:val="clear"/>
-          </w:tcPr>
-          <w:p>
-            <w:r>
-              <w:rPr>
-                <w:b w:val="0"/>
-              </w:rPr>
-              <w:t>National Medical Commission</w:t>
-            </w:r>
-          </w:p>
-        </w:tc>
-      </w:tr>
-      <w:tr>
-        <w:tc>
-          <w:tcPr>
-            <w:tcW w:type="pct" w:w="22%"/>
-            <w:tcBorders>
-              <w:top w:val="single" w:color="999999" w:sz="4"/>
-              <w:left w:val="single" w:color="999999" w:sz="4"/>
-              <w:bottom w:val="single" w:color="999999" w:sz="4"/>
-              <w:right w:val="single" w:color="999999" w:sz="4"/>
-            </w:tcBorders>
-            <w:shd w:fill="E8E8E8" w:val="clear"/>
-          </w:tcPr>
-          <w:p>
-            <w:r>
-              <w:rPr>
-                <w:b w:val="0"/>
-              </w:rPr>
-              <w:t>NABH</w:t>
-            </w:r>
-          </w:p>
-        </w:tc>
-        <w:tc>
-          <w:tcPr>
-            <w:tcW w:type="pct" w:w="22%"/>
-            <w:tcBorders>
-              <w:top w:val="single" w:color="999999" w:sz="4"/>
-              <w:left w:val="single" w:color="999999" w:sz="4"/>
-              <w:bottom w:val="single" w:color="999999" w:sz="4"/>
-              <w:right w:val="single" w:color="999999" w:sz="4"/>
-            </w:tcBorders>
-            <w:shd w:fill="E8E8E8" w:val="clear"/>
-          </w:tcPr>
-          <w:p>
-            <w:r>
-              <w:rPr>
-                <w:b w:val="0"/>
-              </w:rPr>
-              <w:t>National Accreditation Board for Hospitals and Healthcare Providers</w:t>
-            </w:r>
-          </w:p>
-        </w:tc>
-      </w:tr>
-      <w:tr>
-        <w:tc>
-          <w:tcPr>
-            <w:tcW w:type="pct" w:w="22%"/>
-            <w:tcBorders>
-              <w:top w:val="single" w:color="999999" w:sz="4"/>
-              <w:left w:val="single" w:color="999999" w:sz="4"/>
-              <w:bottom w:val="single" w:color="999999" w:sz="4"/>
-              <w:right w:val="single" w:color="999999" w:sz="4"/>
-            </w:tcBorders>
-            <w:shd w:fill="E8E8E8" w:val="clear"/>
-          </w:tcPr>
-          <w:p>
-            <w:r>
-              <w:rPr>
-                <w:b w:val="0"/>
-              </w:rPr>
-              <w:t>PRE</w:t>
-            </w:r>
-          </w:p>
-        </w:tc>
-        <w:tc>
-          <w:tcPr>
-            <w:tcW w:type="pct" w:w="22%"/>
-            <w:tcBorders>
-              <w:top w:val="single" w:color="999999" w:sz="4"/>
-              <w:left w:val="single" w:color="999999" w:sz="4"/>
-              <w:bottom w:val="single" w:color="999999" w:sz="4"/>
-              <w:right w:val="single" w:color="999999" w:sz="4"/>
-            </w:tcBorders>
-            <w:shd w:fill="E8E8E8" w:val="clear"/>
-          </w:tcPr>
-          <w:p>
-            <w:r>
-              <w:rPr>
-                <w:b w:val="0"/>
-              </w:rPr>
-              <w:t>Patient Rights and Education</w:t>
-            </w:r>
-          </w:p>
-        </w:tc>
-      </w:tr>
-      <w:tr>
-        <w:tc>
-          <w:tcPr>
-            <w:tcW w:type="pct" w:w="22%"/>
-            <w:tcBorders>
-              <w:top w:val="single" w:color="999999" w:sz="4"/>
-              <w:left w:val="single" w:color="999999" w:sz="4"/>
-              <w:bottom w:val="single" w:color="999999" w:sz="4"/>
-              <w:right w:val="single" w:color="999999" w:sz="4"/>
-            </w:tcBorders>
-            <w:shd w:fill="E8E8E8" w:val="clear"/>
-          </w:tcPr>
-          <w:p>
-            <w:r>
-              <w:rPr>
-                <w:b w:val="0"/>
-              </w:rPr>
-              <w:t>SHCO</w:t>
-            </w:r>
-          </w:p>
-        </w:tc>
-        <w:tc>
-          <w:tcPr>
-            <w:tcW w:type="pct" w:w="22%"/>
-            <w:tcBorders>
-              <w:top w:val="single" w:color="999999" w:sz="4"/>
-              <w:left w:val="single" w:color="999999" w:sz="4"/>
-              <w:bottom w:val="single" w:color="999999" w:sz="4"/>
-              <w:right w:val="single" w:color="999999" w:sz="4"/>
-            </w:tcBorders>
-            <w:shd w:fill="E8E8E8" w:val="clear"/>
-          </w:tcPr>
-          <w:p>
-            <w:r>
-              <w:rPr>
-                <w:b w:val="0"/>
-              </w:rPr>
-              <w:t>Standards for Small Healthcare Organisations</w:t>
-            </w:r>
-          </w:p>
-        </w:tc>
-      </w:tr>
-    </w:tbl>
-    <w:p>
-      <w:pPr>
-        <w:pStyle w:val="Heading1"/>
-        <w:spacing w:after="120" w:before="280"/>
-      </w:pPr>
-      <w:r>
-        <w:t>12. Traceability to NABH SHCO 3rd Edition PRE.3</w:t>
-      </w:r>
-    </w:p>
-    <w:p>
-      <w:pPr>
-        <w:spacing w:after="120"/>
-      </w:pPr>
-      <w:r>
-        <w:rPr>
-          <w:i/>
-          <w:iCs/>
-          <w:sz w:val="20"/>
-          <w:szCs w:val="20"/>
-        </w:rPr>
-        <w:t xml:space="preserve">This table is an index. It is not how the policy is organised.</w:t>
-      </w:r>
-    </w:p>
     <w:p>
       <w:pPr>
         <w:pStyle w:val="Heading1"/>

--- a/policies/build/masters/PRE.3_v2_master.docx
+++ b/policies/build/masters/PRE.3_v2_master.docx
@@ -677,7 +677,7 @@
           <w:sz w:val="22"/>
           <w:szCs w:val="22"/>
         </w:rPr>
-        <w:t xml:space="preserve">This document is the general consent method. That a transfusion, sedation, anaesthesia or surgical consent actually happened before the act remains COP.5, COP.9, COP.10 and COP.11.</w:t>
+        <w:t>This document is the general consent method. That a transfusion, sedation, anaesthesia or surgical consent actually happened before the act remains with the transfusion, sedation, anaesthesia and surgical-consent policies.</w:t>
       </w:r>
     </w:p>
     <w:p>
@@ -950,7 +950,7 @@
           <w:sz w:val="22"/>
           <w:szCs w:val="22"/>
         </w:rPr>
-        <w:t xml:space="preserve">The National Medical Commission Act, 2019 governs that a registered medical practitioner obtains consent consistent with professional practice. Kumar et al. (2015) and Nandimath (2009) are frameworks, not pasted protocols. Samira Kohli v. Dr. Prabha Manchanda is not a numbered PRE chapter reference and is not imported here.</w:t>
+        <w:t>The National Medical Commission Act, 2019 governs that a registered medical practitioner obtains consent consistent with professional practice. Kumar et al. (2015) and Nandimath (2009) are frameworks, not pasted protocols. Samira Kohli v. Dr. Prabha Manchanda is not a numbered standard reference and is not imported here.</w:t>
       </w:r>
     </w:p>
     <w:p>
@@ -983,7 +983,7 @@
           <w:sz w:val="22"/>
           <w:szCs w:val="22"/>
         </w:rPr>
-        <w:t xml:space="preserve">The consent form and conversation cover those elements in «Hindi and English» or the language the patient or family can understand. A form that lists only "surgery" without the procedure, or that is silent on who will perform it, is incomplete. PRE.4 owns ongoing education in that language; this step is the consent conversation.</w:t>
+        <w:t>The consent form and conversation cover those elements in «Hindi and English» or the language the patient or family can understand. A form that lists only "surgery" without the procedure, or that is silent on who will perform it, is incomplete.</w:t>
       </w:r>
     </w:p>
     <w:p>
@@ -1049,7 +1049,7 @@
           <w:sz w:val="22"/>
           <w:szCs w:val="22"/>
         </w:rPr>
-        <w:t xml:space="preserve">For surgery, the doctor who will perform the procedure, or a doctor of the same surgical team who will be present and responsible, takes consent — as COP.11 already requires. For other classes in the step-1 list, the named performer is «the doctor who will perform the act». A clerk or nurse taking consent "for" the performer on an elective case does not meet the standard.</w:t>
+        <w:t>For surgery, the doctor who will perform the procedure, or a doctor of the same surgical team who will be present and responsible, takes consent — as the surgical-consent policy already requires. For other classes in the step-1 list, the named performer is «the doctor who will perform the act». A clerk or nurse taking consent "for" the performer on an elective case does not meet the standard.</w:t>
       </w:r>
     </w:p>
     <w:p>
@@ -1415,7 +1415,7 @@
           <w:sz w:val="22"/>
           <w:szCs w:val="22"/>
         </w:rPr>
-        <w:t xml:space="preserve">This policy is reviewed «annually», and sooner when COP.5, COP.9, COP.10, COP.11 or PRE.2 are revised.</w:t>
+        <w:t>This policy is reviewed «annually», and sooner when the transfusion, sedation, anaesthesia, surgical-consent or patient-rights policies are revised.</w:t>
       </w:r>
     </w:p>
     <w:p>

--- a/policies/build/masters/PRE.3_v2_master.docx
+++ b/policies/build/masters/PRE.3_v2_master.docx
@@ -3480,8 +3480,23 @@
           <w:sz w:val="22"/>
           <w:szCs w:val="22"/>
         </w:rPr>
-        <w:t xml:space="preserve">National Accreditation Board for Hospitals and Healthcare Providers (NABH), Standards for Small Healthcare Organisations, 3rd Edition — standard PRE.3.</w:t>
-      </w:r>
+      </w:r>
+      <w:r>
+        <w:rPr>
+          <w:sz w:val="22"/>
+        </w:rPr>
+        <w:t xml:space="preserve">National Accreditation Board for Hospitals &amp; Healthcare Providers. (2022). Standards for small healthcare organisations (3rd ed.) — Patient Rights and Education chapter, standard PRE.3. </w:t>
+      </w:r>
+      <w:hyperlink r:id="rId9">
+        <w:r>
+          <w:rPr>
+            <w:rStyle w:val="Hyperlink"/>
+            <w:sz w:val="22"/>
+            <w:szCs w:val="22"/>
+          </w:rPr>
+          <w:t>https://nabh.co/programmes/small-healthcare-organisation-shco-accreditation-programme/</w:t>
+        </w:r>
+      </w:hyperlink>
     </w:p>
     <w:p>
       <w:pPr>
